--- a/resources/Templates/subdocs/Leap_Sentencing_Appearance_Template.docx
+++ b/resources/Templates/subdocs/Leap_Sentencing_Appearance_Template.docx
@@ -10,7 +10,6 @@
         <w:jc w:val="both"/>
         <w:rPr>
           <w:rFonts w:ascii="Palatino Linotype" w:hAnsi="Palatino Linotype"/>
-          <w:bCs/>
           <w:sz w:val="20"/>
           <w:szCs w:val="20"/>
         </w:rPr>
@@ -21,7 +20,32 @@
           <w:sz w:val="20"/>
           <w:szCs w:val="20"/>
         </w:rPr>
-        <w:t xml:space="preserve">Defendant failed to complete the terms of the License Evaluation and Assistance Program and previously plead guilty to the charge(s) listed below, appeared in Court for sentencing on {{ </w:t>
+        <w:t>Defendant failed to complete the terms of the License Evaluation and Assistance Program and previously plead</w:t>
+      </w:r>
+      <w:r>
+        <w:rPr>
+          <w:rFonts w:ascii="Palatino Linotype" w:hAnsi="Palatino Linotype"/>
+          <w:sz w:val="20"/>
+          <w:szCs w:val="20"/>
+        </w:rPr>
+        <w:t xml:space="preserve"> </w:t>
+      </w:r>
+      <w:r>
+        <w:rPr>
+          <w:rFonts w:ascii="Palatino Linotype" w:hAnsi="Palatino Linotype"/>
+          <w:sz w:val="20"/>
+          <w:szCs w:val="20"/>
+        </w:rPr>
+        <w:t xml:space="preserve">guilty to the charge(s) listed below, appeared in Court for sentencing on </w:t>
+      </w:r>
+      <w:proofErr w:type="gramStart"/>
+      <w:r>
+        <w:rPr>
+          <w:rFonts w:ascii="Palatino Linotype" w:hAnsi="Palatino Linotype"/>
+          <w:sz w:val="20"/>
+          <w:szCs w:val="20"/>
+        </w:rPr>
+        <w:t xml:space="preserve">{{ </w:t>
       </w:r>
       <w:proofErr w:type="spellStart"/>
       <w:r>
@@ -30,7 +54,16 @@
           <w:sz w:val="20"/>
           <w:szCs w:val="20"/>
         </w:rPr>
-        <w:t>plea_trial_date</w:t>
+        <w:t>plea</w:t>
+      </w:r>
+      <w:proofErr w:type="gramEnd"/>
+      <w:r>
+        <w:rPr>
+          <w:rFonts w:ascii="Palatino Linotype" w:hAnsi="Palatino Linotype"/>
+          <w:sz w:val="20"/>
+          <w:szCs w:val="20"/>
+        </w:rPr>
+        <w:t>_trial_date</w:t>
       </w:r>
       <w:proofErr w:type="spellEnd"/>
       <w:r>
@@ -42,7 +75,6 @@
         <w:t xml:space="preserve"> }}.</w:t>
       </w:r>
     </w:p>
-    <w:p/>
     <w:sectPr>
       <w:pgSz w:w="12240" w:h="15840"/>
       <w:pgMar w:top="1440" w:right="1440" w:bottom="1440" w:left="1440" w:header="720" w:footer="720" w:gutter="0"/>
